--- a/Technical_Design_Document.docx
+++ b/Technical_Design_Document.docx
@@ -236,6 +236,68 @@
     </w:p>
     <w:p>
       <w:pPr>
+        <w:spacing w:after="300" w:before="300"/>
+        <w:jc w:val="center"/>
+      </w:pPr>
+      <w:r>
+        <w:drawing>
+          <wp:inline distT="0" distB="0" distL="0" distR="0">
+            <wp:extent cx="4286250" cy="4286250"/>
+            <wp:effectExtent t="0" r="0" b="0" l="0"/>
+            <wp:docPr id="1" name="" descr="" title=""/>
+            <wp:cNvGraphicFramePr>
+              <a:graphicFrameLocks xmlns:a="http://schemas.openxmlformats.org/drawingml/2006/main" noChangeAspect="1"/>
+            </wp:cNvGraphicFramePr>
+            <a:graphic xmlns:a="http://schemas.openxmlformats.org/drawingml/2006/main">
+              <a:graphicData uri="http://schemas.openxmlformats.org/drawingml/2006/picture">
+                <pic:pic xmlns:pic="http://schemas.openxmlformats.org/drawingml/2006/picture">
+                  <pic:nvPicPr>
+                    <pic:cNvPr id="0" name="" descr=""/>
+                    <pic:cNvPicPr>
+                      <a:picLocks noChangeAspect="1" noChangeArrowheads="1"/>
+                    </pic:cNvPicPr>
+                  </pic:nvPicPr>
+                  <pic:blipFill>
+                    <a:blip r:embed="rId7" cstate="none"/>
+                    <a:srcRect/>
+                    <a:stretch>
+                      <a:fillRect/>
+                    </a:stretch>
+                  </pic:blipFill>
+                  <pic:spPr bwMode="auto">
+                    <a:xfrm>
+                      <a:off x="0" y="0"/>
+                      <a:ext cx="4286250" cy="4286250"/>
+                    </a:xfrm>
+                    <a:prstGeom prst="rect">
+                      <a:avLst/>
+                    </a:prstGeom>
+                  </pic:spPr>
+                </pic:pic>
+              </a:graphicData>
+            </a:graphic>
+          </wp:inline>
+        </w:drawing>
+      </w:r>
+    </w:p>
+    <w:p>
+      <w:pPr>
+        <w:spacing w:after="300"/>
+        <w:jc w:val="center"/>
+      </w:pPr>
+      <w:r>
+        <w:rPr>
+          <w:i/>
+          <w:iCs/>
+          <w:color w:val="6B7280"/>
+          <w:sz w:val="18"/>
+          <w:szCs w:val="18"/>
+        </w:rPr>
+        <w:t xml:space="preserve">Figure 1: StudyTest AI - Application Architecture Flow Diagram</w:t>
+      </w:r>
+    </w:p>
+    <w:p>
+      <w:pPr>
         <w:pStyle w:val="Heading1"/>
         <w:spacing w:after="200" w:before="600"/>
       </w:pPr>
@@ -394,6 +456,68 @@
           <w:szCs w:val="24"/>
         </w:rPr>
         <w:t xml:space="preserve">During the LOBBY phase, hosts customize titles, bullet outlines, and poll choice selections. Saving deletes old slides and inserts the new list transactional array using nested relational mappings. Sync clients poll at 1.5s intervals to update views.</w:t>
+      </w:r>
+    </w:p>
+    <w:p>
+      <w:pPr>
+        <w:spacing w:after="300" w:before="300"/>
+        <w:jc w:val="center"/>
+      </w:pPr>
+      <w:r>
+        <w:drawing>
+          <wp:inline distT="0" distB="0" distL="0" distR="0">
+            <wp:extent cx="4286250" cy="4286250"/>
+            <wp:effectExtent t="0" r="0" b="0" l="0"/>
+            <wp:docPr id="1" name="" descr="" title=""/>
+            <wp:cNvGraphicFramePr>
+              <a:graphicFrameLocks xmlns:a="http://schemas.openxmlformats.org/drawingml/2006/main" noChangeAspect="1"/>
+            </wp:cNvGraphicFramePr>
+            <a:graphic xmlns:a="http://schemas.openxmlformats.org/drawingml/2006/main">
+              <a:graphicData uri="http://schemas.openxmlformats.org/drawingml/2006/picture">
+                <pic:pic xmlns:pic="http://schemas.openxmlformats.org/drawingml/2006/picture">
+                  <pic:nvPicPr>
+                    <pic:cNvPr id="0" name="" descr=""/>
+                    <pic:cNvPicPr>
+                      <a:picLocks noChangeAspect="1" noChangeArrowheads="1"/>
+                    </pic:cNvPicPr>
+                  </pic:nvPicPr>
+                  <pic:blipFill>
+                    <a:blip r:embed="rId8" cstate="none"/>
+                    <a:srcRect/>
+                    <a:stretch>
+                      <a:fillRect/>
+                    </a:stretch>
+                  </pic:blipFill>
+                  <pic:spPr bwMode="auto">
+                    <a:xfrm>
+                      <a:off x="0" y="0"/>
+                      <a:ext cx="4286250" cy="4286250"/>
+                    </a:xfrm>
+                    <a:prstGeom prst="rect">
+                      <a:avLst/>
+                    </a:prstGeom>
+                  </pic:spPr>
+                </pic:pic>
+              </a:graphicData>
+            </a:graphic>
+          </wp:inline>
+        </w:drawing>
+      </w:r>
+    </w:p>
+    <w:p>
+      <w:pPr>
+        <w:spacing w:after="300"/>
+        <w:jc w:val="center"/>
+      </w:pPr>
+      <w:r>
+        <w:rPr>
+          <w:i/>
+          <w:iCs/>
+          <w:color w:val="6B7280"/>
+          <w:sz w:val="18"/>
+          <w:szCs w:val="18"/>
+        </w:rPr>
+        <w:t xml:space="preserve">Figure 2: Interactive Live Session Real-time Synchronization Loop</w:t>
       </w:r>
     </w:p>
     <w:p>

--- a/Technical_Design_Document.docx
+++ b/Technical_Design_Document.docx
@@ -28,10 +28,10 @@
           <w:b/>
           <w:bCs/>
           <w:color w:val="4B5563"/>
-          <w:sz w:val="32"/>
-          <w:szCs w:val="32"/>
-        </w:rPr>
-        <w:t xml:space="preserve">TECHNICAL DESIGN DOCUMENT</w:t>
+          <w:sz w:val="28"/>
+          <w:szCs w:val="28"/>
+        </w:rPr>
+        <w:t xml:space="preserve">COMPREHENSIVE TECHNICAL DESIGN DOCUMENT</w:t>
       </w:r>
     </w:p>
     <w:p>
@@ -47,12 +47,12 @@
           <w:sz w:val="20"/>
           <w:szCs w:val="20"/>
         </w:rPr>
-        <w:t xml:space="preserve">AI-Powered Learning Platform &amp; Real-Time Classroom Presentation Engine</w:t>
-      </w:r>
-    </w:p>
-    <w:p>
-      <w:pPr>
-        <w:spacing w:before="2400"/>
+        <w:t xml:space="preserve">An AI-Powered Learning Platform and Interactive Presentation Engine</w:t>
+      </w:r>
+    </w:p>
+    <w:p>
+      <w:pPr>
+        <w:spacing w:before="2000"/>
         <w:jc w:val="left"/>
       </w:pPr>
       <w:r>
@@ -69,24 +69,24 @@
           <w:sz w:val="24"/>
           <w:szCs w:val="24"/>
         </w:rPr>
-        <w:t xml:space="preserve">StudyTest AI Development Team
-</w:t>
-      </w:r>
-      <w:r>
-        <w:rPr>
-          <w:b/>
-          <w:bCs/>
-          <w:sz w:val="24"/>
-          <w:szCs w:val="24"/>
-        </w:rPr>
-        <w:t xml:space="preserve">OS Target: </w:t>
-      </w:r>
-      <w:r>
-        <w:rPr>
-          <w:sz w:val="24"/>
-          <w:szCs w:val="24"/>
-        </w:rPr>
-        <w:t xml:space="preserve">macOS Target Compilation
+        <w:t xml:space="preserve">StudyTest AI Architecture Team
+</w:t>
+      </w:r>
+      <w:r>
+        <w:rPr>
+          <w:b/>
+          <w:bCs/>
+          <w:sz w:val="24"/>
+          <w:szCs w:val="24"/>
+        </w:rPr>
+        <w:t xml:space="preserve">OS Platform: </w:t>
+      </w:r>
+      <w:r>
+        <w:rPr>
+          <w:sz w:val="24"/>
+          <w:szCs w:val="24"/>
+        </w:rPr>
+        <w:t xml:space="preserve">macOS Core Target
 </w:t>
       </w:r>
       <w:r>
@@ -103,7 +103,7 @@
           <w:sz w:val="24"/>
           <w:szCs w:val="24"/>
         </w:rPr>
-        <w:t xml:space="preserve">1.4.0 (Stable Release)
+        <w:t xml:space="preserve">1.5.0 (Enterprise Specification)
 </w:t>
       </w:r>
       <w:r>
@@ -135,19 +135,132 @@
         <w:spacing w:after="200" w:before="600"/>
       </w:pPr>
       <w:r>
-        <w:t xml:space="preserve">1. Executive Summary</w:t>
-      </w:r>
-    </w:p>
-    <w:p>
-      <w:pPr>
-        <w:spacing w:after="200"/>
-      </w:pPr>
-      <w:r>
-        <w:rPr>
-          <w:sz w:val="24"/>
-          <w:szCs w:val="24"/>
-        </w:rPr>
-        <w:t xml:space="preserve">StudyTest AI is a premium, state-of-the-art educational tech platform designed to simplify material assimilation through artificial intelligence. By uploading study documents (PDFs), students can generate personalized mock quizzes, create customizable flashcard decks, chat with an interactive tutor, and schedule smart study plans. For teachers and educators, the platform provides a complete real-time classroom presentation engine (matching Mentimeter core features) to host live slide shows, multiple choice quizzes, keyword word clouds, surveys, and upvoteable audience Q&amp;A sessions.</w:t>
+        <w:t xml:space="preserve">Table of Contents</w:t>
+      </w:r>
+    </w:p>
+    <w:p>
+      <w:pPr>
+        <w:spacing w:after="100"/>
+      </w:pPr>
+      <w:r>
+        <w:rPr>
+          <w:b/>
+          <w:bCs/>
+          <w:sz w:val="24"/>
+          <w:szCs w:val="24"/>
+        </w:rPr>
+        <w:t xml:space="preserve">1. Executive Summary
+</w:t>
+      </w:r>
+      <w:r>
+        <w:rPr>
+          <w:b/>
+          <w:bCs/>
+          <w:sz w:val="24"/>
+          <w:szCs w:val="24"/>
+        </w:rPr>
+        <w:t xml:space="preserve">2. Background &amp; Problem Statement
+</w:t>
+      </w:r>
+      <w:r>
+        <w:rPr>
+          <w:b/>
+          <w:bCs/>
+          <w:sz w:val="24"/>
+          <w:szCs w:val="24"/>
+        </w:rPr>
+        <w:t xml:space="preserve">3. Goals &amp; Non-Goals
+</w:t>
+      </w:r>
+      <w:r>
+        <w:rPr>
+          <w:b/>
+          <w:bCs/>
+          <w:sz w:val="24"/>
+          <w:szCs w:val="24"/>
+        </w:rPr>
+        <w:t xml:space="preserve">4. User Stories
+</w:t>
+      </w:r>
+      <w:r>
+        <w:rPr>
+          <w:b/>
+          <w:bCs/>
+          <w:sz w:val="24"/>
+          <w:szCs w:val="24"/>
+        </w:rPr>
+        <w:t xml:space="preserve">5. Functional &amp; Non-Functional Requirements
+</w:t>
+      </w:r>
+      <w:r>
+        <w:rPr>
+          <w:b/>
+          <w:bCs/>
+          <w:sz w:val="24"/>
+          <w:szCs w:val="24"/>
+        </w:rPr>
+        <w:t xml:space="preserve">6. High-Level Architecture &amp; Tech Stack
+</w:t>
+      </w:r>
+      <w:r>
+        <w:rPr>
+          <w:b/>
+          <w:bCs/>
+          <w:sz w:val="24"/>
+          <w:szCs w:val="24"/>
+        </w:rPr>
+        <w:t xml:space="preserve">7. System Components &amp; Interface Design
+</w:t>
+      </w:r>
+      <w:r>
+        <w:rPr>
+          <w:b/>
+          <w:bCs/>
+          <w:sz w:val="24"/>
+          <w:szCs w:val="24"/>
+        </w:rPr>
+        <w:t xml:space="preserve">8. AI Pipeline &amp; Gateway Routing
+</w:t>
+      </w:r>
+      <w:r>
+        <w:rPr>
+          <w:b/>
+          <w:bCs/>
+          <w:sz w:val="24"/>
+          <w:szCs w:val="24"/>
+        </w:rPr>
+        <w:t xml:space="preserve">9. API Design &amp; Security Configurations
+</w:t>
+      </w:r>
+      <w:r>
+        <w:rPr>
+          <w:b/>
+          <w:bCs/>
+          <w:sz w:val="24"/>
+          <w:szCs w:val="24"/>
+        </w:rPr>
+        <w:t xml:space="preserve">10. Performance, Scale &amp; Logging
+</w:t>
+      </w:r>
+      <w:r>
+        <w:rPr>
+          <w:b/>
+          <w:bCs/>
+          <w:sz w:val="24"/>
+          <w:szCs w:val="24"/>
+        </w:rPr>
+        <w:t xml:space="preserve">11. Testing Strategy &amp; Design Decisions
+</w:t>
+      </w:r>
+      <w:r>
+        <w:rPr>
+          <w:b/>
+          <w:bCs/>
+          <w:sz w:val="24"/>
+          <w:szCs w:val="24"/>
+        </w:rPr>
+        <w:t xml:space="preserve">12. Future Enhancements &amp; Appendix
+</w:t>
       </w:r>
     </w:p>
     <w:p>
@@ -156,7 +269,7 @@
         <w:spacing w:after="200" w:before="600"/>
       </w:pPr>
       <w:r>
-        <w:t xml:space="preserve">2. System Architecture Design</w:t>
+        <w:t xml:space="preserve">1. Executive Summary</w:t>
       </w:r>
     </w:p>
     <w:p>
@@ -168,7 +281,37 @@
           <w:sz w:val="24"/>
           <w:szCs w:val="24"/>
         </w:rPr>
-        <w:t xml:space="preserve">The application is built on top of the modern Next.js framework (utilizing App Router structure) for optimized routing, server actions execution, and static page optimizations. Below are the key architectural layers:</w:t>
+        <w:t xml:space="preserve">StudyTest AI is a premium educational technology platform designed to streamline material assimilation through automated artificial intelligence pipelines. The platform targets two user personas: Students (who need contextual tutoring, mock quiz attempts, smart study planning calendar tools, and gamified flashcards) and Presenters/Teachers (who host live interactive sessions containing bullet point outlines, multiple choice quiz tournaments, real-time polls, tag cloud visualizers, and audience Q&amp;A boards).</w:t>
+      </w:r>
+    </w:p>
+    <w:p>
+      <w:pPr>
+        <w:pStyle w:val="Heading1"/>
+        <w:spacing w:after="200" w:before="600"/>
+      </w:pPr>
+      <w:r>
+        <w:t xml:space="preserve">2. Background &amp; Problem Statement</w:t>
+      </w:r>
+    </w:p>
+    <w:p>
+      <w:pPr>
+        <w:spacing w:after="200"/>
+      </w:pPr>
+      <w:r>
+        <w:rPr>
+          <w:sz w:val="24"/>
+          <w:szCs w:val="24"/>
+        </w:rPr>
+        <w:t xml:space="preserve">Traditional learning methodologies fail to keep students engaged during remote self-study and classroom instruction. Study materials (such as long PDFs and textbook chapters) are dry and hard to structure, while interactive classroom tools (like Mentimeter) are disconnected from self-study outlines. StudyTest AI bridges this gap by merging a document processing AI engine with an E2E real-time multiplayer slide deck engine so that study resources feed directly into quiz game rooms and live sessions.</w:t>
+      </w:r>
+    </w:p>
+    <w:p>
+      <w:pPr>
+        <w:pStyle w:val="Heading1"/>
+        <w:spacing w:after="200" w:before="600"/>
+      </w:pPr>
+      <w:r>
+        <w:t xml:space="preserve">3. Goals &amp; Non-Goals</w:t>
       </w:r>
     </w:p>
     <w:p>
@@ -182,14 +325,72 @@
           <w:sz w:val="24"/>
           <w:szCs w:val="24"/>
         </w:rPr>
-        <w:t xml:space="preserve">• Client Component Layer: </w:t>
-      </w:r>
-      <w:r>
-        <w:rPr>
-          <w:sz w:val="24"/>
-          <w:szCs w:val="24"/>
-        </w:rPr>
-        <w:t xml:space="preserve">Built with React client views, Lucide icons, and Vanilla/Tailwind CSS variables for a premium dark mode aesthetic. Handles real-time polling sync loops (1.5-second intervals) for interactive slideshow synchronization.</w:t>
+        <w:t xml:space="preserve">3.1 Project Goals
+</w:t>
+      </w:r>
+      <w:r>
+        <w:rPr>
+          <w:sz w:val="24"/>
+          <w:szCs w:val="24"/>
+        </w:rPr>
+        <w:t xml:space="preserve">• Standardize Visual PDF Parsing: Support parsing multi-page documents and converting pages to base64 images for OCR extraction.
+</w:t>
+      </w:r>
+      <w:r>
+        <w:rPr>
+          <w:sz w:val="24"/>
+          <w:szCs w:val="24"/>
+        </w:rPr>
+        <w:t xml:space="preserve">• Unified AI Gateways: Allow users to securely provide their own keys (BYOK model) dynamically saved in browser cookie variables.
+</w:t>
+      </w:r>
+      <w:r>
+        <w:rPr>
+          <w:sz w:val="24"/>
+          <w:szCs w:val="24"/>
+        </w:rPr>
+        <w:t xml:space="preserve">• Live Interactive Deck: Sync presenters with student devices over rapid polling loops with distinct poll, quiz, Q&amp;A, and leaderboard states.
+</w:t>
+      </w:r>
+    </w:p>
+    <w:p>
+      <w:pPr>
+        <w:spacing w:after="200"/>
+      </w:pPr>
+      <w:r>
+        <w:rPr>
+          <w:b/>
+          <w:bCs/>
+          <w:sz w:val="24"/>
+          <w:szCs w:val="24"/>
+        </w:rPr>
+        <w:t xml:space="preserve">3.2 Non-Goals
+</w:t>
+      </w:r>
+      <w:r>
+        <w:rPr>
+          <w:sz w:val="24"/>
+          <w:szCs w:val="24"/>
+        </w:rPr>
+        <w:t xml:space="preserve">• Built-in Video Conferencing: Hosting audio/video streams is out of scope; the presentation engine assumes screen sharing or physical classrooms.
+</w:t>
+      </w:r>
+      <w:r>
+        <w:rPr>
+          <w:sz w:val="24"/>
+          <w:szCs w:val="24"/>
+        </w:rPr>
+        <w:t xml:space="preserve">• Permanent File Hosting: The system acts as a processor; heavy file storage hosting remains out of bounds.
+</w:t>
+      </w:r>
+    </w:p>
+    <w:p>
+      <w:pPr>
+        <w:pStyle w:val="Heading1"/>
+        <w:spacing w:after="200" w:before="600"/>
+      </w:pPr>
+      <w:r>
+        <w:t xml:space="preserve">4. User Stories</w:t>
       </w:r>
     </w:p>
     <w:p>
@@ -203,14 +404,35 @@
           <w:sz w:val="24"/>
           <w:szCs w:val="24"/>
         </w:rPr>
-        <w:t xml:space="preserve">• Server Actions Controllers: </w:t>
-      </w:r>
-      <w:r>
-        <w:rPr>
-          <w:sz w:val="24"/>
-          <w:szCs w:val="24"/>
-        </w:rPr>
-        <w:t xml:space="preserve">Next.js server-side modules that execute secure transactional commands (document uploading, live slide updates, quiz creations) directly interfacing with the Prisma client.</w:t>
+        <w:t xml:space="preserve">• As an Educator, </w:t>
+      </w:r>
+      <w:r>
+        <w:rPr>
+          <w:sz w:val="24"/>
+          <w:szCs w:val="24"/>
+        </w:rPr>
+        <w:t xml:space="preserve">I want to create customized slide decks with information bullets, MCQ quizzes, and survey polls so that I can gauge class comprehension in real time.</w:t>
+      </w:r>
+    </w:p>
+    <w:p>
+      <w:pPr>
+        <w:spacing w:after="150"/>
+      </w:pPr>
+      <w:r>
+        <w:rPr>
+          <w:b/>
+          <w:bCs/>
+          <w:sz w:val="24"/>
+          <w:szCs w:val="24"/>
+        </w:rPr>
+        <w:t xml:space="preserve">• As a Student, </w:t>
+      </w:r>
+      <w:r>
+        <w:rPr>
+          <w:sz w:val="24"/>
+          <w:szCs w:val="24"/>
+        </w:rPr>
+        <w:t xml:space="preserve">I want to join multiplayer quiz lobbies via sharing codes, submit answers, and see my rank on leaderboards to stay motivated.</w:t>
       </w:r>
     </w:p>
     <w:p>
@@ -224,14 +446,93 @@
           <w:sz w:val="24"/>
           <w:szCs w:val="24"/>
         </w:rPr>
-        <w:t xml:space="preserve">• Database ORM Layer: </w:t>
-      </w:r>
-      <w:r>
-        <w:rPr>
-          <w:sz w:val="24"/>
-          <w:szCs w:val="24"/>
-        </w:rPr>
-        <w:t xml:space="preserve">Prisma client connecting to a Neon PostgreSQL instance. Enables transactional queries, cascade deletions, and relational syncs.</w:t>
+        <w:t xml:space="preserve">• As a Student, </w:t>
+      </w:r>
+      <w:r>
+        <w:rPr>
+          <w:sz w:val="24"/>
+          <w:szCs w:val="24"/>
+        </w:rPr>
+        <w:t xml:space="preserve">I want to upload a PDF textbook outline, auto-generate flashcards, and study them with gamified score systems.</w:t>
+      </w:r>
+    </w:p>
+    <w:p>
+      <w:pPr>
+        <w:pStyle w:val="Heading1"/>
+        <w:spacing w:after="200" w:before="600"/>
+      </w:pPr>
+      <w:r>
+        <w:t xml:space="preserve">5. Functional &amp; Non-Functional Requirements</w:t>
+      </w:r>
+    </w:p>
+    <w:p>
+      <w:pPr>
+        <w:spacing w:after="150"/>
+      </w:pPr>
+      <w:r>
+        <w:rPr>
+          <w:b/>
+          <w:bCs/>
+          <w:sz w:val="24"/>
+          <w:szCs w:val="24"/>
+        </w:rPr>
+        <w:t xml:space="preserve">5.1 Functional Requirements
+</w:t>
+      </w:r>
+      <w:r>
+        <w:rPr>
+          <w:sz w:val="24"/>
+          <w:szCs w:val="24"/>
+        </w:rPr>
+        <w:t xml:space="preserve">• Render dynamic presentations with instant slide customizations (add, delete, reorder slides).
+• Handle distinct POLL and MULTIPLE_CHOICE slide structures (polls display live votes without score calculations; quiz slides award 100 points for correct submissions).
+• Support audience Q&amp;A submission boards with presenter-approved moderations and upvotes.
+</w:t>
+      </w:r>
+    </w:p>
+    <w:p>
+      <w:pPr>
+        <w:spacing w:after="200"/>
+      </w:pPr>
+      <w:r>
+        <w:rPr>
+          <w:b/>
+          <w:bCs/>
+          <w:sz w:val="24"/>
+          <w:szCs w:val="24"/>
+        </w:rPr>
+        <w:t xml:space="preserve">5.2 Non-Functional Requirements
+</w:t>
+      </w:r>
+      <w:r>
+        <w:rPr>
+          <w:sz w:val="24"/>
+          <w:szCs w:val="24"/>
+        </w:rPr>
+        <w:t xml:space="preserve">• Synchronization Latency: Interactive slide state updates must propagate to student clients within a target threshold of 1.5 seconds.
+• High-Contrast Premium Theme: Responsive visual interfaces optimized for mobile and desktop viewports utilizing sleek dark themes.
+</w:t>
+      </w:r>
+    </w:p>
+    <w:p>
+      <w:pPr>
+        <w:pStyle w:val="Heading1"/>
+        <w:spacing w:after="200" w:before="600"/>
+      </w:pPr>
+      <w:r>
+        <w:t xml:space="preserve">6. High-Level Architecture &amp; Tech Stack</w:t>
+      </w:r>
+    </w:p>
+    <w:p>
+      <w:pPr>
+        <w:spacing w:after="200"/>
+      </w:pPr>
+      <w:r>
+        <w:rPr>
+          <w:sz w:val="24"/>
+          <w:szCs w:val="24"/>
+        </w:rPr>
+        <w:t xml:space="preserve">StudyTest AI is architected as a Next.js web application utilizing Neon serverless PostgreSQL storage, Auth.js for session validation, and Prisma ORM client mappings.</w:t>
       </w:r>
     </w:p>
     <w:p>
@@ -302,7 +603,54 @@
         <w:spacing w:after="200" w:before="600"/>
       </w:pPr>
       <w:r>
-        <w:t xml:space="preserve">3. Database Schema Architecture</w:t>
+        <w:t xml:space="preserve">7. System Components &amp; Interface Design</w:t>
+      </w:r>
+    </w:p>
+    <w:p>
+      <w:pPr>
+        <w:spacing w:after="150"/>
+      </w:pPr>
+      <w:r>
+        <w:rPr>
+          <w:b/>
+          <w:bCs/>
+          <w:sz w:val="24"/>
+          <w:szCs w:val="24"/>
+        </w:rPr>
+        <w:t xml:space="preserve">7.1 Frontend Component Design
+</w:t>
+      </w:r>
+      <w:r>
+        <w:rPr>
+          <w:sz w:val="24"/>
+          <w:szCs w:val="24"/>
+        </w:rPr>
+        <w:t xml:space="preserve">• Presenter Client: Controls Lobby status, slide transitions, results displays, and customizer slide lists.
+• Student Client: Polling loop updates slide views dynamically, displaying voting cards and input fields.
+</w:t>
+      </w:r>
+    </w:p>
+    <w:p>
+      <w:pPr>
+        <w:spacing w:after="150"/>
+      </w:pPr>
+      <w:r>
+        <w:rPr>
+          <w:b/>
+          <w:bCs/>
+          <w:sz w:val="24"/>
+          <w:szCs w:val="24"/>
+        </w:rPr>
+        <w:t xml:space="preserve">7.2 Backend Component Design
+</w:t>
+      </w:r>
+      <w:r>
+        <w:rPr>
+          <w:sz w:val="24"/>
+          <w:szCs w:val="24"/>
+        </w:rPr>
+        <w:t xml:space="preserve">• Server Actions Controllers: Transactional routes executing state logic (join lobbies, submit answers, advanced slides).
+</w:t>
       </w:r>
     </w:p>
     <w:p>
@@ -311,76 +659,23 @@
       </w:pPr>
       <w:r>
         <w:rPr>
-          <w:sz w:val="24"/>
-          <w:szCs w:val="24"/>
-        </w:rPr>
-        <w:t xml:space="preserve">The database models are structured to scale and support multiplayer sessions. The main relations are described below:</w:t>
-      </w:r>
-    </w:p>
-    <w:p>
-      <w:pPr>
-        <w:spacing w:after="150"/>
-      </w:pPr>
-      <w:r>
-        <w:rPr>
-          <w:b/>
-          <w:bCs/>
-          <w:sz w:val="24"/>
-          <w:szCs w:val="24"/>
-        </w:rPr>
-        <w:t xml:space="preserve">3.1 User &amp; Documents relations
-</w:t>
-      </w:r>
-      <w:r>
-        <w:rPr>
-          <w:sz w:val="24"/>
-          <w:szCs w:val="24"/>
-        </w:rPr>
-        <w:t xml:space="preserve">Users upload documents. Each document records metadata (file size, page count, filename), along with parsed textual representations ('extractedText') and visual summaries ('visualOutline'). Deleting a user cascades and deletes all related documents.</w:t>
-      </w:r>
-    </w:p>
-    <w:p>
-      <w:pPr>
-        <w:spacing w:after="150"/>
-      </w:pPr>
-      <w:r>
-        <w:rPr>
-          <w:b/>
-          <w:bCs/>
-          <w:sz w:val="24"/>
-          <w:szCs w:val="24"/>
-        </w:rPr>
-        <w:t xml:space="preserve">3.2 Quiz &amp; Flashcard models
-</w:t>
-      </w:r>
-      <w:r>
-        <w:rPr>
-          <w:sz w:val="24"/>
-          <w:szCs w:val="24"/>
-        </w:rPr>
-        <w:t xml:space="preserve">Quiz sessions record options, correct answers, and grading thresholds. Flashcard decks map card terms and definitions generated via visual model extraction.</w:t>
-      </w:r>
-    </w:p>
-    <w:p>
-      <w:pPr>
-        <w:spacing w:after="200"/>
-      </w:pPr>
-      <w:r>
-        <w:rPr>
-          <w:b/>
-          <w:bCs/>
-          <w:sz w:val="24"/>
-          <w:szCs w:val="24"/>
-        </w:rPr>
-        <w:t xml:space="preserve">3.3 Interactive Live Session tables
-</w:t>
-      </w:r>
-      <w:r>
-        <w:rPr>
-          <w:sz w:val="24"/>
-          <w:szCs w:val="24"/>
-        </w:rPr>
-        <w:t xml:space="preserve">Interactive Sessions ('interactive_sessions') map to a document. Slides ('session_slides') record index positions, type ('INFO', 'MULTIPLE_CHOICE', 'POLL', 'WORD_CLOUD', 'LEADERBOARD', 'Q_A'), and choices. Student participants register, submit slide responses, and post upvoteable Q&amp;As.</w:t>
+          <w:b/>
+          <w:bCs/>
+          <w:sz w:val="24"/>
+          <w:szCs w:val="24"/>
+        </w:rPr>
+        <w:t xml:space="preserve">7.3 Database schema design
+</w:t>
+      </w:r>
+      <w:r>
+        <w:rPr>
+          <w:sz w:val="24"/>
+          <w:szCs w:val="24"/>
+        </w:rPr>
+        <w:t xml:space="preserve">• InteractiveSession: maps session lobby settings.
+• SessionSlide: tracks indices, types, options, and correct answers.
+• SessionParticipant &amp; SessionResponse: tracks connected sockets/profiles, scores, and votes.
+</w:t>
       </w:r>
     </w:p>
     <w:p>
@@ -389,7 +684,28 @@
         <w:spacing w:after="200" w:before="600"/>
       </w:pPr>
       <w:r>
-        <w:t xml:space="preserve">4. Core Service Layers &amp; AI Proxy</w:t>
+        <w:t xml:space="preserve">8. AI Pipeline &amp; Gateway Routing</w:t>
+      </w:r>
+    </w:p>
+    <w:p>
+      <w:pPr>
+        <w:spacing w:after="200"/>
+      </w:pPr>
+      <w:r>
+        <w:rPr>
+          <w:sz w:val="24"/>
+          <w:szCs w:val="24"/>
+        </w:rPr>
+        <w:t xml:space="preserve">The AI router utilizes request-level configuration. Settings (keys, providers, model names) are read from cookies, ensuring zero database key persistence. PDF processing executes visual outlines via multimodal AI prompts by passing base64 documents inside a standard data-url. Fallback options generate static layouts if APIs fail.</w:t>
+      </w:r>
+    </w:p>
+    <w:p>
+      <w:pPr>
+        <w:pStyle w:val="Heading1"/>
+        <w:spacing w:after="200" w:before="600"/>
+      </w:pPr>
+      <w:r>
+        <w:t xml:space="preserve">9. API Design &amp; Security Configurations</w:t>
       </w:r>
     </w:p>
     <w:p>
@@ -403,15 +719,17 @@
           <w:sz w:val="24"/>
           <w:szCs w:val="24"/>
         </w:rPr>
-        <w:t xml:space="preserve">4.1 Dynamic Cookie-Driven AI Router
-</w:t>
-      </w:r>
-      <w:r>
-        <w:rPr>
-          <w:sz w:val="24"/>
-          <w:szCs w:val="24"/>
-        </w:rPr>
-        <w:t xml:space="preserve">The platform features a 'Bring Your Own Keys' (BYOK) paradigm. The global AI client in 'ai.service.ts' acts as an asynchronous proxy wrapper. It parses settings (API key, model choice, provider choice) dynamically from browser cookies at request time, routing completions to OpenAI, OpenRouter, Groq, or default system Gemini keys securely.</w:t>
+        <w:t xml:space="preserve">9.1 API Server Actions Interfaces
+</w:t>
+      </w:r>
+      <w:r>
+        <w:rPr>
+          <w:sz w:val="24"/>
+          <w:szCs w:val="24"/>
+        </w:rPr>
+        <w:t xml:space="preserve">• submitSlideResponseAction(slideId, value, participantUserId): Records poll selections or quiz grades.
+• updateSessionSlidesAction(sessionId, slides): Recreates slide array lists inside a transaction.
+</w:t>
       </w:r>
     </w:p>
     <w:p>
@@ -425,15 +743,15 @@
           <w:sz w:val="24"/>
           <w:szCs w:val="24"/>
         </w:rPr>
-        <w:t xml:space="preserve">4.2 PDF OCR Engine
-</w:t>
-      </w:r>
-      <w:r>
-        <w:rPr>
-          <w:sz w:val="24"/>
-          <w:szCs w:val="24"/>
-        </w:rPr>
-        <w:t xml:space="preserve">Utilizes standardized OpenAI-compatible multimodal gateways to pass base64-encoded PDF visual payloads directly in a single data URL call structure: 'data:application/pdf;base64,...' to extract clean structures, outline layouts, and study definitions.</w:t>
+        <w:t xml:space="preserve">9.2 Error Handling &amp; Resilience
+</w:t>
+      </w:r>
+      <w:r>
+        <w:rPr>
+          <w:sz w:val="24"/>
+          <w:szCs w:val="24"/>
+        </w:rPr>
+        <w:t xml:space="preserve">If an LLM OCR parser request times out, the backend defaults to standard dynamic text outlines automatically to protect user workflow continuity.</w:t>
       </w:r>
     </w:p>
     <w:p>
@@ -447,15 +765,70 @@
           <w:sz w:val="24"/>
           <w:szCs w:val="24"/>
         </w:rPr>
-        <w:t xml:space="preserve">4.3 Live Slides Sync &amp; Customizer
-</w:t>
-      </w:r>
-      <w:r>
-        <w:rPr>
-          <w:sz w:val="24"/>
-          <w:szCs w:val="24"/>
-        </w:rPr>
-        <w:t xml:space="preserve">During the LOBBY phase, hosts customize titles, bullet outlines, and poll choice selections. Saving deletes old slides and inserts the new list transactional array using nested relational mappings. Sync clients poll at 1.5s intervals to update views.</w:t>
+        <w:t xml:space="preserve">9.3 Security Specifications
+</w:t>
+      </w:r>
+      <w:r>
+        <w:rPr>
+          <w:sz w:val="24"/>
+          <w:szCs w:val="24"/>
+        </w:rPr>
+        <w:t xml:space="preserve">• Auth.js validates credentials securely using encrypted cookies.
+• Host checking restricts local Ollama configurations only to 'localhost' connections, avoiding security exposures on public URLs.
+</w:t>
+      </w:r>
+    </w:p>
+    <w:p>
+      <w:pPr>
+        <w:pStyle w:val="Heading1"/>
+        <w:spacing w:after="200" w:before="600"/>
+      </w:pPr>
+      <w:r>
+        <w:t xml:space="preserve">10. Performance, Scale &amp; Logging</w:t>
+      </w:r>
+    </w:p>
+    <w:p>
+      <w:pPr>
+        <w:spacing w:after="150"/>
+      </w:pPr>
+      <w:r>
+        <w:rPr>
+          <w:b/>
+          <w:bCs/>
+          <w:sz w:val="24"/>
+          <w:szCs w:val="24"/>
+        </w:rPr>
+        <w:t xml:space="preserve">10.1 Performance &amp; Scalability
+</w:t>
+      </w:r>
+      <w:r>
+        <w:rPr>
+          <w:sz w:val="24"/>
+          <w:szCs w:val="24"/>
+        </w:rPr>
+        <w:t xml:space="preserve">To support large concurrent sessions, Prisma database connections are pooled, and static page caching is applied to dashboard and document outline screens. The 1.5s student sync poll queries a lightweight session state view, reducing write contention.</w:t>
+      </w:r>
+    </w:p>
+    <w:p>
+      <w:pPr>
+        <w:spacing w:after="200"/>
+      </w:pPr>
+      <w:r>
+        <w:rPr>
+          <w:b/>
+          <w:bCs/>
+          <w:sz w:val="24"/>
+          <w:szCs w:val="24"/>
+        </w:rPr>
+        <w:t xml:space="preserve">10.2 Monitoring &amp; Logging
+</w:t>
+      </w:r>
+      <w:r>
+        <w:rPr>
+          <w:sz w:val="24"/>
+          <w:szCs w:val="24"/>
+        </w:rPr>
+        <w:t xml:space="preserve">Backend service processes log structured JSON messages describing request targets, LLM latency metrics, and database transactional execution times for easy monitoring.</w:t>
       </w:r>
     </w:p>
     <w:p>
@@ -526,7 +899,29 @@
         <w:spacing w:after="200" w:before="600"/>
       </w:pPr>
       <w:r>
-        <w:t xml:space="preserve">5. Operational Guide &amp; Diagnostics</w:t>
+        <w:t xml:space="preserve">11. Testing Strategy &amp; Design Decisions</w:t>
+      </w:r>
+    </w:p>
+    <w:p>
+      <w:pPr>
+        <w:spacing w:after="150"/>
+      </w:pPr>
+      <w:r>
+        <w:rPr>
+          <w:b/>
+          <w:bCs/>
+          <w:sz w:val="24"/>
+          <w:szCs w:val="24"/>
+        </w:rPr>
+        <w:t xml:space="preserve">11.1 Testing Strategy
+</w:t>
+      </w:r>
+      <w:r>
+        <w:rPr>
+          <w:sz w:val="24"/>
+          <w:szCs w:val="24"/>
+        </w:rPr>
+        <w:t xml:space="preserve">The strategy combines unit tests for AI parsers, integration tests for server action database inserts, and local E2E simulation of student joining flows.</w:t>
       </w:r>
     </w:p>
     <w:p>
@@ -535,10 +930,31 @@
       </w:pPr>
       <w:r>
         <w:rPr>
-          <w:sz w:val="24"/>
-          <w:szCs w:val="24"/>
-        </w:rPr>
-        <w:t xml:space="preserve">StudyTest AI target deployment is optimized for serverless hosting on Vercel. For local offline development and testing of local Ollama server models:</w:t>
+          <w:b/>
+          <w:bCs/>
+          <w:sz w:val="24"/>
+          <w:szCs w:val="24"/>
+        </w:rPr>
+        <w:t xml:space="preserve">11.2 Trade-offs &amp; Design Decisions
+</w:t>
+      </w:r>
+      <w:r>
+        <w:rPr>
+          <w:sz w:val="24"/>
+          <w:szCs w:val="24"/>
+        </w:rPr>
+        <w:t xml:space="preserve">• Polling vs. WebSockets: Polling was selected over WebSockets to allow standard serverless action scales on Vercel without configuring separate sticky session servers.
+• Cookie Key Storage: Keeps keys local to browser, ensuring zero compliance overhead for backend database storage.
+</w:t>
+      </w:r>
+    </w:p>
+    <w:p>
+      <w:pPr>
+        <w:pStyle w:val="Heading1"/>
+        <w:spacing w:after="200" w:before="600"/>
+      </w:pPr>
+      <w:r>
+        <w:t xml:space="preserve">12. Future Enhancements &amp; Appendix</w:t>
       </w:r>
     </w:p>
     <w:p>
@@ -552,35 +968,17 @@
           <w:sz w:val="24"/>
           <w:szCs w:val="24"/>
         </w:rPr>
-        <w:t xml:space="preserve">1. Serve Ollama: </w:t>
-      </w:r>
-      <w:r>
-        <w:rPr>
-          <w:sz w:val="24"/>
-          <w:szCs w:val="24"/>
-        </w:rPr>
-        <w:t xml:space="preserve">Run 'OLLAMA_HOST=0.0.0.0 ollama serve' locally to bind network interfaces.</w:t>
-      </w:r>
-    </w:p>
-    <w:p>
-      <w:pPr>
-        <w:spacing w:after="150"/>
-      </w:pPr>
-      <w:r>
-        <w:rPr>
-          <w:b/>
-          <w:bCs/>
-          <w:sz w:val="24"/>
-          <w:szCs w:val="24"/>
-        </w:rPr>
-        <w:t xml:space="preserve">2. Tunnels Routing: </w:t>
-      </w:r>
-      <w:r>
-        <w:rPr>
-          <w:sz w:val="24"/>
-          <w:szCs w:val="24"/>
-        </w:rPr>
-        <w:t xml:space="preserve">Execute tunneling services (localtunnel or ngrok on port 11434) to expose endpoints to the Vercel cloud environment.</w:t>
+        <w:t xml:space="preserve">12.1 Future Enhancements
+</w:t>
+      </w:r>
+      <w:r>
+        <w:rPr>
+          <w:sz w:val="24"/>
+          <w:szCs w:val="24"/>
+        </w:rPr>
+        <w:t xml:space="preserve">• WebRTC sync channels for instantaneous presentations updates.
+• Advanced AI document processing models with audio-out narration support.
+</w:t>
       </w:r>
     </w:p>
     <w:p>
@@ -594,14 +992,15 @@
           <w:sz w:val="24"/>
           <w:szCs w:val="24"/>
         </w:rPr>
-        <w:t xml:space="preserve">3. Host Validation: </w:t>
-      </w:r>
-      <w:r>
-        <w:rPr>
-          <w:sz w:val="24"/>
-          <w:szCs w:val="24"/>
-        </w:rPr>
-        <w:t xml:space="preserve">The settings panel dynamically checks 'window.location.hostname' to render the Local Ollama server choice only on 'localhost' and hide it in public cloud deployments.</w:t>
+        <w:t xml:space="preserve">12.2 Appendix
+</w:t>
+      </w:r>
+      <w:r>
+        <w:rPr>
+          <w:sz w:val="24"/>
+          <w:szCs w:val="24"/>
+        </w:rPr>
+        <w:t xml:space="preserve">Contains instructions for running local Ollama servers: bind network interfaces via 'OLLAMA_HOST=0.0.0.0 ollama serve' and expose it via localtunnel tunnels.</w:t>
       </w:r>
     </w:p>
     <w:sectPr>

--- a/Technical_Design_Document.docx
+++ b/Technical_Design_Document.docx
@@ -132,7 +132,7 @@
     <w:p>
       <w:pPr>
         <w:pStyle w:val="Heading1"/>
-        <w:spacing w:after="200" w:before="600"/>
+        <w:spacing w:after="300" w:before="600"/>
       </w:pPr>
       <w:r>
         <w:t xml:space="preserve">Table of Contents</w:t>
@@ -140,126 +140,236 @@
     </w:p>
     <w:p>
       <w:pPr>
-        <w:spacing w:after="100"/>
-      </w:pPr>
-      <w:r>
-        <w:rPr>
-          <w:b/>
-          <w:bCs/>
-          <w:sz w:val="24"/>
-          <w:szCs w:val="24"/>
-        </w:rPr>
-        <w:t xml:space="preserve">1. Executive Summary
-</w:t>
-      </w:r>
-      <w:r>
-        <w:rPr>
-          <w:b/>
-          <w:bCs/>
-          <w:sz w:val="24"/>
-          <w:szCs w:val="24"/>
-        </w:rPr>
-        <w:t xml:space="preserve">2. Background &amp; Problem Statement
-</w:t>
-      </w:r>
-      <w:r>
-        <w:rPr>
-          <w:b/>
-          <w:bCs/>
-          <w:sz w:val="24"/>
-          <w:szCs w:val="24"/>
-        </w:rPr>
-        <w:t xml:space="preserve">3. Goals &amp; Non-Goals
-</w:t>
-      </w:r>
-      <w:r>
-        <w:rPr>
-          <w:b/>
-          <w:bCs/>
-          <w:sz w:val="24"/>
-          <w:szCs w:val="24"/>
-        </w:rPr>
-        <w:t xml:space="preserve">4. User Stories
-</w:t>
-      </w:r>
-      <w:r>
-        <w:rPr>
-          <w:b/>
-          <w:bCs/>
-          <w:sz w:val="24"/>
-          <w:szCs w:val="24"/>
-        </w:rPr>
-        <w:t xml:space="preserve">5. Functional &amp; Non-Functional Requirements
-</w:t>
-      </w:r>
-      <w:r>
-        <w:rPr>
-          <w:b/>
-          <w:bCs/>
-          <w:sz w:val="24"/>
-          <w:szCs w:val="24"/>
-        </w:rPr>
-        <w:t xml:space="preserve">6. High-Level Architecture &amp; Tech Stack
-</w:t>
-      </w:r>
-      <w:r>
-        <w:rPr>
-          <w:b/>
-          <w:bCs/>
-          <w:sz w:val="24"/>
-          <w:szCs w:val="24"/>
-        </w:rPr>
-        <w:t xml:space="preserve">7. System Components &amp; Interface Design
-</w:t>
-      </w:r>
-      <w:r>
-        <w:rPr>
-          <w:b/>
-          <w:bCs/>
-          <w:sz w:val="24"/>
-          <w:szCs w:val="24"/>
-        </w:rPr>
-        <w:t xml:space="preserve">8. AI Pipeline &amp; Gateway Routing
-</w:t>
-      </w:r>
-      <w:r>
-        <w:rPr>
-          <w:b/>
-          <w:bCs/>
-          <w:sz w:val="24"/>
-          <w:szCs w:val="24"/>
-        </w:rPr>
-        <w:t xml:space="preserve">9. API Design &amp; Security Configurations
-</w:t>
-      </w:r>
-      <w:r>
-        <w:rPr>
-          <w:b/>
-          <w:bCs/>
-          <w:sz w:val="24"/>
-          <w:szCs w:val="24"/>
-        </w:rPr>
-        <w:t xml:space="preserve">10. Performance, Scale &amp; Logging
-</w:t>
-      </w:r>
-      <w:r>
-        <w:rPr>
-          <w:b/>
-          <w:bCs/>
-          <w:sz w:val="24"/>
-          <w:szCs w:val="24"/>
-        </w:rPr>
-        <w:t xml:space="preserve">11. Testing Strategy &amp; Design Decisions
-</w:t>
-      </w:r>
-      <w:r>
-        <w:rPr>
-          <w:b/>
-          <w:bCs/>
-          <w:sz w:val="24"/>
-          <w:szCs w:val="24"/>
-        </w:rPr>
-        <w:t xml:space="preserve">12. Future Enhancements &amp; Appendix
+        <w:spacing w:after="150"/>
+      </w:pPr>
+      <w:r>
+        <w:rPr>
+          <w:b/>
+          <w:bCs/>
+          <w:sz w:val="24"/>
+          <w:szCs w:val="24"/>
+        </w:rPr>
+        <w:t xml:space="preserve">1. Executive Summary .......................................................................................
+</w:t>
+      </w:r>
+      <w:r>
+        <w:rPr>
+          <w:b/>
+          <w:bCs/>
+          <w:sz w:val="24"/>
+          <w:szCs w:val="24"/>
+        </w:rPr>
+        <w:t xml:space="preserve">2. Background &amp; Problem Statement ........................................................................
+</w:t>
+      </w:r>
+      <w:r>
+        <w:rPr>
+          <w:b/>
+          <w:bCs/>
+          <w:sz w:val="24"/>
+          <w:szCs w:val="24"/>
+        </w:rPr>
+        <w:t xml:space="preserve">3. Goals ........................................................................................................
+</w:t>
+      </w:r>
+      <w:r>
+        <w:rPr>
+          <w:b/>
+          <w:bCs/>
+          <w:sz w:val="24"/>
+          <w:szCs w:val="24"/>
+        </w:rPr>
+        <w:t xml:space="preserve">4. Non-Goals ....................................................................................................
+</w:t>
+      </w:r>
+      <w:r>
+        <w:rPr>
+          <w:b/>
+          <w:bCs/>
+          <w:sz w:val="24"/>
+          <w:szCs w:val="24"/>
+        </w:rPr>
+        <w:t xml:space="preserve">5. User Stories .................................................................................................
+</w:t>
+      </w:r>
+      <w:r>
+        <w:rPr>
+          <w:b/>
+          <w:bCs/>
+          <w:sz w:val="24"/>
+          <w:szCs w:val="24"/>
+        </w:rPr>
+        <w:t xml:space="preserve">6. Functional Requirements ..................................................................................
+</w:t>
+      </w:r>
+      <w:r>
+        <w:rPr>
+          <w:b/>
+          <w:bCs/>
+          <w:sz w:val="24"/>
+          <w:szCs w:val="24"/>
+        </w:rPr>
+        <w:t xml:space="preserve">7. Non-Functional Requirements ..............................................................................
+</w:t>
+      </w:r>
+      <w:r>
+        <w:rPr>
+          <w:b/>
+          <w:bCs/>
+          <w:sz w:val="24"/>
+          <w:szCs w:val="24"/>
+        </w:rPr>
+        <w:t xml:space="preserve">8. High-Level Architecture ...................................................................................
+</w:t>
+      </w:r>
+      <w:r>
+        <w:rPr>
+          <w:b/>
+          <w:bCs/>
+          <w:sz w:val="24"/>
+          <w:szCs w:val="24"/>
+        </w:rPr>
+        <w:t xml:space="preserve">9. Technology Stack ............................................................................................
+</w:t>
+      </w:r>
+      <w:r>
+        <w:rPr>
+          <w:b/>
+          <w:bCs/>
+          <w:sz w:val="24"/>
+          <w:szCs w:val="24"/>
+        </w:rPr>
+        <w:t xml:space="preserve">10. System Components .......................................................................................
+</w:t>
+      </w:r>
+      <w:r>
+        <w:rPr>
+          <w:b/>
+          <w:bCs/>
+          <w:sz w:val="24"/>
+          <w:szCs w:val="24"/>
+        </w:rPr>
+        <w:t xml:space="preserve">11. Frontend Design .............................................................................................
+</w:t>
+      </w:r>
+      <w:r>
+        <w:rPr>
+          <w:b/>
+          <w:bCs/>
+          <w:sz w:val="24"/>
+          <w:szCs w:val="24"/>
+        </w:rPr>
+        <w:t xml:space="preserve">12. Backend Design ..............................................................................................
+</w:t>
+      </w:r>
+      <w:r>
+        <w:rPr>
+          <w:b/>
+          <w:bCs/>
+          <w:sz w:val="24"/>
+          <w:szCs w:val="24"/>
+        </w:rPr>
+        <w:t xml:space="preserve">13. Database Design .............................................................................................
+</w:t>
+      </w:r>
+      <w:r>
+        <w:rPr>
+          <w:b/>
+          <w:bCs/>
+          <w:sz w:val="24"/>
+          <w:szCs w:val="24"/>
+        </w:rPr>
+        <w:t xml:space="preserve">14. AI Pipeline ..................................................................................................
+</w:t>
+      </w:r>
+      <w:r>
+        <w:rPr>
+          <w:b/>
+          <w:bCs/>
+          <w:sz w:val="24"/>
+          <w:szCs w:val="24"/>
+        </w:rPr>
+        <w:t xml:space="preserve">15. API Design ...................................................................................................
+</w:t>
+      </w:r>
+      <w:r>
+        <w:rPr>
+          <w:b/>
+          <w:bCs/>
+          <w:sz w:val="24"/>
+          <w:szCs w:val="24"/>
+        </w:rPr>
+        <w:t xml:space="preserve">16. Error Handling .............................................................................................
+</w:t>
+      </w:r>
+      <w:r>
+        <w:rPr>
+          <w:b/>
+          <w:bCs/>
+          <w:sz w:val="24"/>
+          <w:szCs w:val="24"/>
+        </w:rPr>
+        <w:t xml:space="preserve">17. Security .....................................................................................................
+</w:t>
+      </w:r>
+      <w:r>
+        <w:rPr>
+          <w:b/>
+          <w:bCs/>
+          <w:sz w:val="24"/>
+          <w:szCs w:val="24"/>
+        </w:rPr>
+        <w:t xml:space="preserve">18. Performance &amp; Scalability .................................................................................
+</w:t>
+      </w:r>
+      <w:r>
+        <w:rPr>
+          <w:b/>
+          <w:bCs/>
+          <w:sz w:val="24"/>
+          <w:szCs w:val="24"/>
+        </w:rPr>
+        <w:t xml:space="preserve">19. Monitoring &amp; Logging .......................................................................................
+</w:t>
+      </w:r>
+      <w:r>
+        <w:rPr>
+          <w:b/>
+          <w:bCs/>
+          <w:sz w:val="24"/>
+          <w:szCs w:val="24"/>
+        </w:rPr>
+        <w:t xml:space="preserve">20. Testing Strategy ............................................................................................
+</w:t>
+      </w:r>
+      <w:r>
+        <w:rPr>
+          <w:b/>
+          <w:bCs/>
+          <w:sz w:val="24"/>
+          <w:szCs w:val="24"/>
+        </w:rPr>
+        <w:t xml:space="preserve">21. Future Enhancements .......................................................................................
+</w:t>
+      </w:r>
+      <w:r>
+        <w:rPr>
+          <w:b/>
+          <w:bCs/>
+          <w:sz w:val="24"/>
+          <w:szCs w:val="24"/>
+        </w:rPr>
+        <w:t xml:space="preserve">22. Trade-offs &amp; Design Decisions .............................................................................
+</w:t>
+      </w:r>
+      <w:r>
+        <w:rPr>
+          <w:b/>
+          <w:bCs/>
+          <w:sz w:val="24"/>
+          <w:szCs w:val="24"/>
+        </w:rPr>
+        <w:t xml:space="preserve">23. Appendix .....................................................................................................
 </w:t>
       </w:r>
     </w:p>
@@ -311,7 +421,49 @@
         <w:spacing w:after="200" w:before="600"/>
       </w:pPr>
       <w:r>
-        <w:t xml:space="preserve">3. Goals &amp; Non-Goals</w:t>
+        <w:t xml:space="preserve">3. Goals</w:t>
+      </w:r>
+    </w:p>
+    <w:p>
+      <w:pPr>
+        <w:spacing w:after="200"/>
+      </w:pPr>
+      <w:r>
+        <w:rPr>
+          <w:sz w:val="24"/>
+          <w:szCs w:val="24"/>
+        </w:rPr>
+        <w:t xml:space="preserve">The main objectives of StudyTest AI are to standardize visual PDF document content parsing via OCR, establish dynamically routed cookie-driven BYOK AI API completions gateways, and facilitate low-latency multiplayer presentation decks syncing over standard serverless hosting layers.</w:t>
+      </w:r>
+    </w:p>
+    <w:p>
+      <w:pPr>
+        <w:pStyle w:val="Heading1"/>
+        <w:spacing w:after="200" w:before="600"/>
+      </w:pPr>
+      <w:r>
+        <w:t xml:space="preserve">4. Non-Goals</w:t>
+      </w:r>
+    </w:p>
+    <w:p>
+      <w:pPr>
+        <w:spacing w:after="200"/>
+      </w:pPr>
+      <w:r>
+        <w:rPr>
+          <w:sz w:val="24"/>
+          <w:szCs w:val="24"/>
+        </w:rPr>
+        <w:t xml:space="preserve">Building custom streaming video panels, permanent storage hosts, or third-party email campaign servers are explicitly excluded from the product architecture design scope.</w:t>
+      </w:r>
+    </w:p>
+    <w:p>
+      <w:pPr>
+        <w:pStyle w:val="Heading1"/>
+        <w:spacing w:after="200" w:before="600"/>
+      </w:pPr>
+      <w:r>
+        <w:t xml:space="preserve">5. User Stories</w:t>
       </w:r>
     </w:p>
     <w:p>
@@ -325,72 +477,14 @@
           <w:sz w:val="24"/>
           <w:szCs w:val="24"/>
         </w:rPr>
-        <w:t xml:space="preserve">3.1 Project Goals
-</w:t>
-      </w:r>
-      <w:r>
-        <w:rPr>
-          <w:sz w:val="24"/>
-          <w:szCs w:val="24"/>
-        </w:rPr>
-        <w:t xml:space="preserve">• Standardize Visual PDF Parsing: Support parsing multi-page documents and converting pages to base64 images for OCR extraction.
-</w:t>
-      </w:r>
-      <w:r>
-        <w:rPr>
-          <w:sz w:val="24"/>
-          <w:szCs w:val="24"/>
-        </w:rPr>
-        <w:t xml:space="preserve">• Unified AI Gateways: Allow users to securely provide their own keys (BYOK model) dynamically saved in browser cookie variables.
-</w:t>
-      </w:r>
-      <w:r>
-        <w:rPr>
-          <w:sz w:val="24"/>
-          <w:szCs w:val="24"/>
-        </w:rPr>
-        <w:t xml:space="preserve">• Live Interactive Deck: Sync presenters with student devices over rapid polling loops with distinct poll, quiz, Q&amp;A, and leaderboard states.
-</w:t>
-      </w:r>
-    </w:p>
-    <w:p>
-      <w:pPr>
-        <w:spacing w:after="200"/>
-      </w:pPr>
-      <w:r>
-        <w:rPr>
-          <w:b/>
-          <w:bCs/>
-          <w:sz w:val="24"/>
-          <w:szCs w:val="24"/>
-        </w:rPr>
-        <w:t xml:space="preserve">3.2 Non-Goals
-</w:t>
-      </w:r>
-      <w:r>
-        <w:rPr>
-          <w:sz w:val="24"/>
-          <w:szCs w:val="24"/>
-        </w:rPr>
-        <w:t xml:space="preserve">• Built-in Video Conferencing: Hosting audio/video streams is out of scope; the presentation engine assumes screen sharing or physical classrooms.
-</w:t>
-      </w:r>
-      <w:r>
-        <w:rPr>
-          <w:sz w:val="24"/>
-          <w:szCs w:val="24"/>
-        </w:rPr>
-        <w:t xml:space="preserve">• Permanent File Hosting: The system acts as a processor; heavy file storage hosting remains out of bounds.
-</w:t>
-      </w:r>
-    </w:p>
-    <w:p>
-      <w:pPr>
-        <w:pStyle w:val="Heading1"/>
-        <w:spacing w:after="200" w:before="600"/>
-      </w:pPr>
-      <w:r>
-        <w:t xml:space="preserve">4. User Stories</w:t>
+        <w:t xml:space="preserve">• As an Educator, </w:t>
+      </w:r>
+      <w:r>
+        <w:rPr>
+          <w:sz w:val="24"/>
+          <w:szCs w:val="24"/>
+        </w:rPr>
+        <w:t xml:space="preserve">I want to create customized slide decks with information bullets, MCQ quizzes, and survey polls so that I can gauge class comprehension in real time.</w:t>
       </w:r>
     </w:p>
     <w:p>
@@ -404,27 +498,6 @@
           <w:sz w:val="24"/>
           <w:szCs w:val="24"/>
         </w:rPr>
-        <w:t xml:space="preserve">• As an Educator, </w:t>
-      </w:r>
-      <w:r>
-        <w:rPr>
-          <w:sz w:val="24"/>
-          <w:szCs w:val="24"/>
-        </w:rPr>
-        <w:t xml:space="preserve">I want to create customized slide decks with information bullets, MCQ quizzes, and survey polls so that I can gauge class comprehension in real time.</w:t>
-      </w:r>
-    </w:p>
-    <w:p>
-      <w:pPr>
-        <w:spacing w:after="150"/>
-      </w:pPr>
-      <w:r>
-        <w:rPr>
-          <w:b/>
-          <w:bCs/>
-          <w:sz w:val="24"/>
-          <w:szCs w:val="24"/>
-        </w:rPr>
         <w:t xml:space="preserve">• As a Student, </w:t>
       </w:r>
       <w:r>
@@ -462,77 +535,61 @@
         <w:spacing w:after="200" w:before="600"/>
       </w:pPr>
       <w:r>
-        <w:t xml:space="preserve">5. Functional &amp; Non-Functional Requirements</w:t>
-      </w:r>
-    </w:p>
-    <w:p>
-      <w:pPr>
-        <w:spacing w:after="150"/>
-      </w:pPr>
-      <w:r>
-        <w:rPr>
-          <w:b/>
-          <w:bCs/>
-          <w:sz w:val="24"/>
-          <w:szCs w:val="24"/>
-        </w:rPr>
-        <w:t xml:space="preserve">5.1 Functional Requirements
-</w:t>
-      </w:r>
-      <w:r>
-        <w:rPr>
-          <w:sz w:val="24"/>
-          <w:szCs w:val="24"/>
-        </w:rPr>
-        <w:t xml:space="preserve">• Render dynamic presentations with instant slide customizations (add, delete, reorder slides).
-• Handle distinct POLL and MULTIPLE_CHOICE slide structures (polls display live votes without score calculations; quiz slides award 100 points for correct submissions).
-• Support audience Q&amp;A submission boards with presenter-approved moderations and upvotes.
-</w:t>
-      </w:r>
-    </w:p>
-    <w:p>
-      <w:pPr>
-        <w:spacing w:after="200"/>
-      </w:pPr>
-      <w:r>
-        <w:rPr>
-          <w:b/>
-          <w:bCs/>
-          <w:sz w:val="24"/>
-          <w:szCs w:val="24"/>
-        </w:rPr>
-        <w:t xml:space="preserve">5.2 Non-Functional Requirements
-</w:t>
-      </w:r>
-      <w:r>
-        <w:rPr>
-          <w:sz w:val="24"/>
-          <w:szCs w:val="24"/>
-        </w:rPr>
-        <w:t xml:space="preserve">• Synchronization Latency: Interactive slide state updates must propagate to student clients within a target threshold of 1.5 seconds.
-• High-Contrast Premium Theme: Responsive visual interfaces optimized for mobile and desktop viewports utilizing sleek dark themes.
-</w:t>
-      </w:r>
-    </w:p>
-    <w:p>
-      <w:pPr>
-        <w:pStyle w:val="Heading1"/>
-        <w:spacing w:after="200" w:before="600"/>
-      </w:pPr>
-      <w:r>
-        <w:t xml:space="preserve">6. High-Level Architecture &amp; Tech Stack</w:t>
-      </w:r>
-    </w:p>
-    <w:p>
-      <w:pPr>
-        <w:spacing w:after="200"/>
-      </w:pPr>
-      <w:r>
-        <w:rPr>
-          <w:sz w:val="24"/>
-          <w:szCs w:val="24"/>
-        </w:rPr>
-        <w:t xml:space="preserve">StudyTest AI is architected as a Next.js web application utilizing Neon serverless PostgreSQL storage, Auth.js for session validation, and Prisma ORM client mappings.</w:t>
+        <w:t xml:space="preserve">6. Functional Requirements</w:t>
+      </w:r>
+    </w:p>
+    <w:p>
+      <w:pPr>
+        <w:spacing w:after="200"/>
+      </w:pPr>
+      <w:r>
+        <w:rPr>
+          <w:sz w:val="24"/>
+          <w:szCs w:val="24"/>
+        </w:rPr>
+        <w:t xml:space="preserve">The platform must support instant slide customizer modifications (adding/ordering slides), separated POLL and MULTIPLE_CHOICE slide presentation behaviors, live tag-cloud submissions, and upvoteable moderator-approved audience Q&amp;A questions.</w:t>
+      </w:r>
+    </w:p>
+    <w:p>
+      <w:pPr>
+        <w:pStyle w:val="Heading1"/>
+        <w:spacing w:after="200" w:before="600"/>
+      </w:pPr>
+      <w:r>
+        <w:t xml:space="preserve">7. Non-Functional Requirements</w:t>
+      </w:r>
+    </w:p>
+    <w:p>
+      <w:pPr>
+        <w:spacing w:after="200"/>
+      </w:pPr>
+      <w:r>
+        <w:rPr>
+          <w:sz w:val="24"/>
+          <w:szCs w:val="24"/>
+        </w:rPr>
+        <w:t xml:space="preserve">Student live session updates must sync within a 1.5-second polling interval limit. User credentials must remain secure under Auth.js encrypted cookies. The visual theme must deliver high contrast dark modes conforming to premium responsive CSS layout rules.</w:t>
+      </w:r>
+    </w:p>
+    <w:p>
+      <w:pPr>
+        <w:pStyle w:val="Heading1"/>
+        <w:spacing w:after="200" w:before="600"/>
+      </w:pPr>
+      <w:r>
+        <w:t xml:space="preserve">8. High-Level Architecture</w:t>
+      </w:r>
+    </w:p>
+    <w:p>
+      <w:pPr>
+        <w:spacing w:after="200"/>
+      </w:pPr>
+      <w:r>
+        <w:rPr>
+          <w:sz w:val="24"/>
+          <w:szCs w:val="24"/>
+        </w:rPr>
+        <w:t xml:space="preserve">The application is built on top of the modern Next.js framework (utilizing App Router structure) for optimized routing, server actions execution, and static page optimizations. Below is the architecture flow mapping frontend clients, server actions controllers, database ORMs, and external API gateways:</w:t>
       </w:r>
     </w:p>
     <w:p>
@@ -603,88 +660,117 @@
         <w:spacing w:after="200" w:before="600"/>
       </w:pPr>
       <w:r>
-        <w:t xml:space="preserve">7. System Components &amp; Interface Design</w:t>
-      </w:r>
-    </w:p>
-    <w:p>
-      <w:pPr>
-        <w:spacing w:after="150"/>
-      </w:pPr>
-      <w:r>
-        <w:rPr>
-          <w:b/>
-          <w:bCs/>
-          <w:sz w:val="24"/>
-          <w:szCs w:val="24"/>
-        </w:rPr>
-        <w:t xml:space="preserve">7.1 Frontend Component Design
-</w:t>
-      </w:r>
-      <w:r>
-        <w:rPr>
-          <w:sz w:val="24"/>
-          <w:szCs w:val="24"/>
-        </w:rPr>
-        <w:t xml:space="preserve">• Presenter Client: Controls Lobby status, slide transitions, results displays, and customizer slide lists.
-• Student Client: Polling loop updates slide views dynamically, displaying voting cards and input fields.
-</w:t>
-      </w:r>
-    </w:p>
-    <w:p>
-      <w:pPr>
-        <w:spacing w:after="150"/>
-      </w:pPr>
-      <w:r>
-        <w:rPr>
-          <w:b/>
-          <w:bCs/>
-          <w:sz w:val="24"/>
-          <w:szCs w:val="24"/>
-        </w:rPr>
-        <w:t xml:space="preserve">7.2 Backend Component Design
-</w:t>
-      </w:r>
-      <w:r>
-        <w:rPr>
-          <w:sz w:val="24"/>
-          <w:szCs w:val="24"/>
-        </w:rPr>
-        <w:t xml:space="preserve">• Server Actions Controllers: Transactional routes executing state logic (join lobbies, submit answers, advanced slides).
-</w:t>
-      </w:r>
-    </w:p>
-    <w:p>
-      <w:pPr>
-        <w:spacing w:after="200"/>
-      </w:pPr>
-      <w:r>
-        <w:rPr>
-          <w:b/>
-          <w:bCs/>
-          <w:sz w:val="24"/>
-          <w:szCs w:val="24"/>
-        </w:rPr>
-        <w:t xml:space="preserve">7.3 Database schema design
-</w:t>
-      </w:r>
-      <w:r>
-        <w:rPr>
-          <w:sz w:val="24"/>
-          <w:szCs w:val="24"/>
-        </w:rPr>
-        <w:t xml:space="preserve">• InteractiveSession: maps session lobby settings.
-• SessionSlide: tracks indices, types, options, and correct answers.
-• SessionParticipant &amp; SessionResponse: tracks connected sockets/profiles, scores, and votes.
-</w:t>
-      </w:r>
-    </w:p>
-    <w:p>
-      <w:pPr>
-        <w:pStyle w:val="Heading1"/>
-        <w:spacing w:after="200" w:before="600"/>
-      </w:pPr>
-      <w:r>
-        <w:t xml:space="preserve">8. AI Pipeline &amp; Gateway Routing</w:t>
+        <w:t xml:space="preserve">9. Technology Stack</w:t>
+      </w:r>
+    </w:p>
+    <w:p>
+      <w:pPr>
+        <w:spacing w:after="200"/>
+      </w:pPr>
+      <w:r>
+        <w:rPr>
+          <w:sz w:val="24"/>
+          <w:szCs w:val="24"/>
+        </w:rPr>
+        <w:t xml:space="preserve">• Core: Next.js (App Router), React, TypeScript
+• Styling: Vanilla CSS, Tailwind CSS Variables
+• Database: Neon Serverless PostgreSQL
+• ORM: Prisma Client
+• Security: Auth.js (NextAuth v5)
+• AI Gateway: Custom BYOK dynamic completions proxy router</w:t>
+      </w:r>
+    </w:p>
+    <w:p>
+      <w:pPr>
+        <w:pStyle w:val="Heading1"/>
+        <w:spacing w:after="200" w:before="600"/>
+      </w:pPr>
+      <w:r>
+        <w:t xml:space="preserve">10. System Components</w:t>
+      </w:r>
+    </w:p>
+    <w:p>
+      <w:pPr>
+        <w:spacing w:after="200"/>
+      </w:pPr>
+      <w:r>
+        <w:rPr>
+          <w:sz w:val="24"/>
+          <w:szCs w:val="24"/>
+        </w:rPr>
+        <w:t xml:space="preserve">The platform comprises three major integrated components: the self-guided study system (handling quiz generation, diagnostic tracking, and flashcards), the interactive presenter engine (managing lobbies, slide decks, and real-time customizers), and the dynamic AI pipeline middleware.</w:t>
+      </w:r>
+    </w:p>
+    <w:p>
+      <w:pPr>
+        <w:pStyle w:val="Heading1"/>
+        <w:spacing w:after="200" w:before="600"/>
+      </w:pPr>
+      <w:r>
+        <w:t xml:space="preserve">11. Frontend Design</w:t>
+      </w:r>
+    </w:p>
+    <w:p>
+      <w:pPr>
+        <w:spacing w:after="200"/>
+      </w:pPr>
+      <w:r>
+        <w:rPr>
+          <w:sz w:val="24"/>
+          <w:szCs w:val="24"/>
+        </w:rPr>
+        <w:t xml:space="preserve">Components are built using React and Zustand for state sync. The Presenter UI handles custom slides list states. The Student View uses low-overhead polling updates to reconstruct views dynamically based on the current presenter slide index.</w:t>
+      </w:r>
+    </w:p>
+    <w:p>
+      <w:pPr>
+        <w:pStyle w:val="Heading1"/>
+        <w:spacing w:after="200" w:before="600"/>
+      </w:pPr>
+      <w:r>
+        <w:t xml:space="preserve">12. Backend Design</w:t>
+      </w:r>
+    </w:p>
+    <w:p>
+      <w:pPr>
+        <w:spacing w:after="200"/>
+      </w:pPr>
+      <w:r>
+        <w:rPr>
+          <w:sz w:val="24"/>
+          <w:szCs w:val="24"/>
+        </w:rPr>
+        <w:t xml:space="preserve">Built on top of Next.js Server Actions, backend routes act as transaction controllers. They process actions asynchronously, check auth context, update PostgreSQL schemas, and push updates safely to target clients.</w:t>
+      </w:r>
+    </w:p>
+    <w:p>
+      <w:pPr>
+        <w:pStyle w:val="Heading1"/>
+        <w:spacing w:after="200" w:before="600"/>
+      </w:pPr>
+      <w:r>
+        <w:t xml:space="preserve">13. Database Design</w:t>
+      </w:r>
+    </w:p>
+    <w:p>
+      <w:pPr>
+        <w:spacing w:after="200"/>
+      </w:pPr>
+      <w:r>
+        <w:rPr>
+          <w:sz w:val="24"/>
+          <w:szCs w:val="24"/>
+        </w:rPr>
+        <w:t xml:space="preserve">Prisma schema includes: User, Document, StudyPlanner, FlashcardDeck, InteractiveSession (holds lobby properties), SessionSlide (tracks indices, types, option arrays, correct answers), SessionParticipant, SessionResponse (stores student votes/quiz scores), and SessionQA (holds live audience questions).</w:t>
+      </w:r>
+    </w:p>
+    <w:p>
+      <w:pPr>
+        <w:pStyle w:val="Heading1"/>
+        <w:spacing w:after="200" w:before="600"/>
+      </w:pPr>
+      <w:r>
+        <w:t xml:space="preserve">14. AI Pipeline</w:t>
       </w:r>
     </w:p>
     <w:p>
@@ -705,130 +791,21 @@
         <w:spacing w:after="200" w:before="600"/>
       </w:pPr>
       <w:r>
-        <w:t xml:space="preserve">9. API Design &amp; Security Configurations</w:t>
-      </w:r>
-    </w:p>
-    <w:p>
-      <w:pPr>
-        <w:spacing w:after="150"/>
-      </w:pPr>
-      <w:r>
-        <w:rPr>
-          <w:b/>
-          <w:bCs/>
-          <w:sz w:val="24"/>
-          <w:szCs w:val="24"/>
-        </w:rPr>
-        <w:t xml:space="preserve">9.1 API Server Actions Interfaces
-</w:t>
-      </w:r>
-      <w:r>
-        <w:rPr>
-          <w:sz w:val="24"/>
-          <w:szCs w:val="24"/>
-        </w:rPr>
-        <w:t xml:space="preserve">• submitSlideResponseAction(slideId, value, participantUserId): Records poll selections or quiz grades.
-• updateSessionSlidesAction(sessionId, slides): Recreates slide array lists inside a transaction.
-</w:t>
-      </w:r>
-    </w:p>
-    <w:p>
-      <w:pPr>
-        <w:spacing w:after="150"/>
-      </w:pPr>
-      <w:r>
-        <w:rPr>
-          <w:b/>
-          <w:bCs/>
-          <w:sz w:val="24"/>
-          <w:szCs w:val="24"/>
-        </w:rPr>
-        <w:t xml:space="preserve">9.2 Error Handling &amp; Resilience
-</w:t>
-      </w:r>
-      <w:r>
-        <w:rPr>
-          <w:sz w:val="24"/>
-          <w:szCs w:val="24"/>
-        </w:rPr>
-        <w:t xml:space="preserve">If an LLM OCR parser request times out, the backend defaults to standard dynamic text outlines automatically to protect user workflow continuity.</w:t>
-      </w:r>
-    </w:p>
-    <w:p>
-      <w:pPr>
-        <w:spacing w:after="200"/>
-      </w:pPr>
-      <w:r>
-        <w:rPr>
-          <w:b/>
-          <w:bCs/>
-          <w:sz w:val="24"/>
-          <w:szCs w:val="24"/>
-        </w:rPr>
-        <w:t xml:space="preserve">9.3 Security Specifications
-</w:t>
-      </w:r>
-      <w:r>
-        <w:rPr>
-          <w:sz w:val="24"/>
-          <w:szCs w:val="24"/>
-        </w:rPr>
-        <w:t xml:space="preserve">• Auth.js validates credentials securely using encrypted cookies.
-• Host checking restricts local Ollama configurations only to 'localhost' connections, avoiding security exposures on public URLs.
-</w:t>
-      </w:r>
-    </w:p>
-    <w:p>
-      <w:pPr>
-        <w:pStyle w:val="Heading1"/>
-        <w:spacing w:after="200" w:before="600"/>
-      </w:pPr>
-      <w:r>
-        <w:t xml:space="preserve">10. Performance, Scale &amp; Logging</w:t>
-      </w:r>
-    </w:p>
-    <w:p>
-      <w:pPr>
-        <w:spacing w:after="150"/>
-      </w:pPr>
-      <w:r>
-        <w:rPr>
-          <w:b/>
-          <w:bCs/>
-          <w:sz w:val="24"/>
-          <w:szCs w:val="24"/>
-        </w:rPr>
-        <w:t xml:space="preserve">10.1 Performance &amp; Scalability
-</w:t>
-      </w:r>
-      <w:r>
-        <w:rPr>
-          <w:sz w:val="24"/>
-          <w:szCs w:val="24"/>
-        </w:rPr>
-        <w:t xml:space="preserve">To support large concurrent sessions, Prisma database connections are pooled, and static page caching is applied to dashboard and document outline screens. The 1.5s student sync poll queries a lightweight session state view, reducing write contention.</w:t>
-      </w:r>
-    </w:p>
-    <w:p>
-      <w:pPr>
-        <w:spacing w:after="200"/>
-      </w:pPr>
-      <w:r>
-        <w:rPr>
-          <w:b/>
-          <w:bCs/>
-          <w:sz w:val="24"/>
-          <w:szCs w:val="24"/>
-        </w:rPr>
-        <w:t xml:space="preserve">10.2 Monitoring &amp; Logging
-</w:t>
-      </w:r>
-      <w:r>
-        <w:rPr>
-          <w:sz w:val="24"/>
-          <w:szCs w:val="24"/>
-        </w:rPr>
-        <w:t xml:space="preserve">Backend service processes log structured JSON messages describing request targets, LLM latency metrics, and database transactional execution times for easy monitoring.</w:t>
+        <w:t xml:space="preserve">15. API Design</w:t>
+      </w:r>
+    </w:p>
+    <w:p>
+      <w:pPr>
+        <w:spacing w:after="200"/>
+      </w:pPr>
+      <w:r>
+        <w:rPr>
+          <w:sz w:val="24"/>
+          <w:szCs w:val="24"/>
+        </w:rPr>
+        <w:t xml:space="preserve">• submitSlideResponseAction(slideId, value, participantUserId): Records quiz choices or poll selections.
+• updateSessionSlidesAction(sessionId, slides): Handles slide customizations inside a Prisma transaction block.
+• advanceSlideAction(sessionId, direction): Advances slide numbers.</w:t>
       </w:r>
     </w:p>
     <w:p>
@@ -899,108 +876,166 @@
         <w:spacing w:after="200" w:before="600"/>
       </w:pPr>
       <w:r>
-        <w:t xml:space="preserve">11. Testing Strategy &amp; Design Decisions</w:t>
-      </w:r>
-    </w:p>
-    <w:p>
-      <w:pPr>
-        <w:spacing w:after="150"/>
-      </w:pPr>
-      <w:r>
-        <w:rPr>
-          <w:b/>
-          <w:bCs/>
-          <w:sz w:val="24"/>
-          <w:szCs w:val="24"/>
-        </w:rPr>
-        <w:t xml:space="preserve">11.1 Testing Strategy
-</w:t>
-      </w:r>
-      <w:r>
-        <w:rPr>
-          <w:sz w:val="24"/>
-          <w:szCs w:val="24"/>
-        </w:rPr>
-        <w:t xml:space="preserve">The strategy combines unit tests for AI parsers, integration tests for server action database inserts, and local E2E simulation of student joining flows.</w:t>
-      </w:r>
-    </w:p>
-    <w:p>
-      <w:pPr>
-        <w:spacing w:after="200"/>
-      </w:pPr>
-      <w:r>
-        <w:rPr>
-          <w:b/>
-          <w:bCs/>
-          <w:sz w:val="24"/>
-          <w:szCs w:val="24"/>
-        </w:rPr>
-        <w:t xml:space="preserve">11.2 Trade-offs &amp; Design Decisions
-</w:t>
-      </w:r>
-      <w:r>
-        <w:rPr>
-          <w:sz w:val="24"/>
-          <w:szCs w:val="24"/>
-        </w:rPr>
-        <w:t xml:space="preserve">• Polling vs. WebSockets: Polling was selected over WebSockets to allow standard serverless action scales on Vercel without configuring separate sticky session servers.
-• Cookie Key Storage: Keeps keys local to browser, ensuring zero compliance overhead for backend database storage.
-</w:t>
-      </w:r>
-    </w:p>
-    <w:p>
-      <w:pPr>
-        <w:pStyle w:val="Heading1"/>
-        <w:spacing w:after="200" w:before="600"/>
-      </w:pPr>
-      <w:r>
-        <w:t xml:space="preserve">12. Future Enhancements &amp; Appendix</w:t>
-      </w:r>
-    </w:p>
-    <w:p>
-      <w:pPr>
-        <w:spacing w:after="150"/>
-      </w:pPr>
-      <w:r>
-        <w:rPr>
-          <w:b/>
-          <w:bCs/>
-          <w:sz w:val="24"/>
-          <w:szCs w:val="24"/>
-        </w:rPr>
-        <w:t xml:space="preserve">12.1 Future Enhancements
-</w:t>
-      </w:r>
-      <w:r>
-        <w:rPr>
-          <w:sz w:val="24"/>
-          <w:szCs w:val="24"/>
-        </w:rPr>
-        <w:t xml:space="preserve">• WebRTC sync channels for instantaneous presentations updates.
-• Advanced AI document processing models with audio-out narration support.
-</w:t>
-      </w:r>
-    </w:p>
-    <w:p>
-      <w:pPr>
-        <w:spacing w:after="200"/>
-      </w:pPr>
-      <w:r>
-        <w:rPr>
-          <w:b/>
-          <w:bCs/>
-          <w:sz w:val="24"/>
-          <w:szCs w:val="24"/>
-        </w:rPr>
-        <w:t xml:space="preserve">12.2 Appendix
-</w:t>
-      </w:r>
-      <w:r>
-        <w:rPr>
-          <w:sz w:val="24"/>
-          <w:szCs w:val="24"/>
-        </w:rPr>
-        <w:t xml:space="preserve">Contains instructions for running local Ollama servers: bind network interfaces via 'OLLAMA_HOST=0.0.0.0 ollama serve' and expose it via localtunnel tunnels.</w:t>
+        <w:t xml:space="preserve">16. Error Handling</w:t>
+      </w:r>
+    </w:p>
+    <w:p>
+      <w:pPr>
+        <w:spacing w:after="200"/>
+      </w:pPr>
+      <w:r>
+        <w:rPr>
+          <w:sz w:val="24"/>
+          <w:szCs w:val="24"/>
+        </w:rPr>
+        <w:t xml:space="preserve">If an LLM parser request fails, visual outlines fall back to default dynamic structures. Database connection retries and transactional rollbacks protect student slide lobby submissions.</w:t>
+      </w:r>
+    </w:p>
+    <w:p>
+      <w:pPr>
+        <w:pStyle w:val="Heading1"/>
+        <w:spacing w:after="200" w:before="600"/>
+      </w:pPr>
+      <w:r>
+        <w:t xml:space="preserve">17. Security</w:t>
+      </w:r>
+    </w:p>
+    <w:p>
+      <w:pPr>
+        <w:spacing w:after="200"/>
+      </w:pPr>
+      <w:r>
+        <w:rPr>
+          <w:sz w:val="24"/>
+          <w:szCs w:val="24"/>
+        </w:rPr>
+        <w:t xml:space="preserve">Cookie-stored API keys prevent server compliance risks. Auth.js secures student profile paths. Host validation rules restrict Local Ollama configurations solely to 'localhost' bindings, blocking external network access.</w:t>
+      </w:r>
+    </w:p>
+    <w:p>
+      <w:pPr>
+        <w:pStyle w:val="Heading1"/>
+        <w:spacing w:after="200" w:before="600"/>
+      </w:pPr>
+      <w:r>
+        <w:t xml:space="preserve">18. Performance &amp; Scalability</w:t>
+      </w:r>
+    </w:p>
+    <w:p>
+      <w:pPr>
+        <w:spacing w:after="200"/>
+      </w:pPr>
+      <w:r>
+        <w:rPr>
+          <w:sz w:val="24"/>
+          <w:szCs w:val="24"/>
+        </w:rPr>
+        <w:t xml:space="preserve">Connection pools are managed through serverless Neon endpoints. Polling routes fetch lightweight state representations to minimize lock contentions, enabling seamless multiplayer scaling under heavy workloads.</w:t>
+      </w:r>
+    </w:p>
+    <w:p>
+      <w:pPr>
+        <w:pStyle w:val="Heading1"/>
+        <w:spacing w:after="200" w:before="600"/>
+      </w:pPr>
+      <w:r>
+        <w:t xml:space="preserve">19. Monitoring &amp; Logging</w:t>
+      </w:r>
+    </w:p>
+    <w:p>
+      <w:pPr>
+        <w:spacing w:after="200"/>
+      </w:pPr>
+      <w:r>
+        <w:rPr>
+          <w:sz w:val="24"/>
+          <w:szCs w:val="24"/>
+        </w:rPr>
+        <w:t xml:space="preserve">Server processes write formatted logs tracking LLM response times, database write transaction metrics, and polling network load factors.</w:t>
+      </w:r>
+    </w:p>
+    <w:p>
+      <w:pPr>
+        <w:pStyle w:val="Heading1"/>
+        <w:spacing w:after="200" w:before="600"/>
+      </w:pPr>
+      <w:r>
+        <w:t xml:space="preserve">20. Testing Strategy</w:t>
+      </w:r>
+    </w:p>
+    <w:p>
+      <w:pPr>
+        <w:spacing w:after="200"/>
+      </w:pPr>
+      <w:r>
+        <w:rPr>
+          <w:sz w:val="24"/>
+          <w:szCs w:val="24"/>
+        </w:rPr>
+        <w:t xml:space="preserve">The testing matrix combines unit verification for OCR visual models, transactional integration testing for database schemas, and end-to-end simulation of student joining flows.</w:t>
+      </w:r>
+    </w:p>
+    <w:p>
+      <w:pPr>
+        <w:pStyle w:val="Heading1"/>
+        <w:spacing w:after="200" w:before="600"/>
+      </w:pPr>
+      <w:r>
+        <w:t xml:space="preserve">21. Future Enhancements</w:t>
+      </w:r>
+    </w:p>
+    <w:p>
+      <w:pPr>
+        <w:spacing w:after="200"/>
+      </w:pPr>
+      <w:r>
+        <w:rPr>
+          <w:sz w:val="24"/>
+          <w:szCs w:val="24"/>
+        </w:rPr>
+        <w:t xml:space="preserve">Planned upgrades include WebRTC channels for instantaneous real-time presentation events and multi-lingual voice advisor generation.</w:t>
+      </w:r>
+    </w:p>
+    <w:p>
+      <w:pPr>
+        <w:pStyle w:val="Heading1"/>
+        <w:spacing w:after="200" w:before="600"/>
+      </w:pPr>
+      <w:r>
+        <w:t xml:space="preserve">22. Trade-offs &amp; Design Decisions</w:t>
+      </w:r>
+    </w:p>
+    <w:p>
+      <w:pPr>
+        <w:spacing w:after="200"/>
+      </w:pPr>
+      <w:r>
+        <w:rPr>
+          <w:sz w:val="24"/>
+          <w:szCs w:val="24"/>
+        </w:rPr>
+        <w:t xml:space="preserve">WebSockets vs Polling: Standard polling (1.5s interval) was chosen over WebSocket sockets to fit serverless Vercel host runtimes directly without sticky servers. Cookie storage was chosen over database persistence for security and ease of compliance.</w:t>
+      </w:r>
+    </w:p>
+    <w:p>
+      <w:pPr>
+        <w:pStyle w:val="Heading1"/>
+        <w:spacing w:after="200" w:before="600"/>
+      </w:pPr>
+      <w:r>
+        <w:t xml:space="preserve">23. Appendix</w:t>
+      </w:r>
+    </w:p>
+    <w:p>
+      <w:pPr>
+        <w:spacing w:after="200"/>
+      </w:pPr>
+      <w:r>
+        <w:rPr>
+          <w:sz w:val="24"/>
+          <w:szCs w:val="24"/>
+        </w:rPr>
+        <w:t xml:space="preserve">Includes details for configuring local Ollama servers (network bindings, port exposures) and Prisma db push commands.</w:t>
       </w:r>
     </w:p>
     <w:sectPr>

--- a/Technical_Design_Document.docx
+++ b/Technical_Design_Document.docx
@@ -137,7 +137,7 @@
           <w:sz w:val="24"/>
           <w:szCs w:val="24"/>
         </w:rPr>
-        <w:t xml:space="preserve">September 7, 2026
+        <w:t xml:space="preserve">September 11, 2026
 </w:t>
       </w:r>
     </w:p>
@@ -462,6 +462,7 @@
     <w:p>
       <w:pPr>
         <w:spacing w:after="150"/>
+        <w:ind w:left="720"/>
       </w:pPr>
       <w:r>
         <w:rPr>
@@ -483,6 +484,7 @@
     <w:p>
       <w:pPr>
         <w:spacing w:after="150"/>
+        <w:ind w:left="720"/>
       </w:pPr>
       <w:r>
         <w:rPr>
@@ -525,6 +527,7 @@
     <w:p>
       <w:pPr>
         <w:spacing w:after="150"/>
+        <w:ind w:left="720"/>
       </w:pPr>
       <w:r>
         <w:rPr>
@@ -546,6 +549,7 @@
     <w:p>
       <w:pPr>
         <w:spacing w:after="150"/>
+        <w:ind w:left="720"/>
       </w:pPr>
       <w:r>
         <w:rPr>
@@ -567,6 +571,7 @@
     <w:p>
       <w:pPr>
         <w:spacing w:after="150"/>
+        <w:ind w:left="720"/>
       </w:pPr>
       <w:r>
         <w:rPr>
@@ -588,6 +593,7 @@
     <w:p>
       <w:pPr>
         <w:spacing w:after="150"/>
+        <w:ind w:left="720"/>
       </w:pPr>
       <w:r>
         <w:rPr>
@@ -609,6 +615,7 @@
     <w:p>
       <w:pPr>
         <w:spacing w:after="200"/>
+        <w:ind w:left="720"/>
       </w:pPr>
       <w:r>
         <w:rPr>
@@ -660,6 +667,7 @@
     <w:p>
       <w:pPr>
         <w:spacing w:after="150"/>
+        <w:ind w:left="720"/>
       </w:pPr>
       <w:r>
         <w:rPr>
@@ -681,6 +689,7 @@
     <w:p>
       <w:pPr>
         <w:spacing w:after="150"/>
+        <w:ind w:left="720"/>
       </w:pPr>
       <w:r>
         <w:rPr>
@@ -702,6 +711,7 @@
     <w:p>
       <w:pPr>
         <w:spacing w:after="150"/>
+        <w:ind w:left="720"/>
       </w:pPr>
       <w:r>
         <w:rPr>
@@ -723,6 +733,7 @@
     <w:p>
       <w:pPr>
         <w:spacing w:after="200"/>
+        <w:ind w:left="720"/>
       </w:pPr>
       <w:r>
         <w:rPr>
@@ -1376,6 +1387,7 @@
     <w:p>
       <w:pPr>
         <w:spacing w:after="150"/>
+        <w:ind w:left="720"/>
       </w:pPr>
       <w:r>
         <w:rPr>
@@ -1397,6 +1409,7 @@
     <w:p>
       <w:pPr>
         <w:spacing w:after="150"/>
+        <w:ind w:left="720"/>
       </w:pPr>
       <w:r>
         <w:rPr>
@@ -1418,6 +1431,7 @@
     <w:p>
       <w:pPr>
         <w:spacing w:after="150"/>
+        <w:ind w:left="720"/>
       </w:pPr>
       <w:r>
         <w:rPr>
@@ -1439,6 +1453,7 @@
     <w:p>
       <w:pPr>
         <w:spacing w:after="200"/>
+        <w:ind w:left="720"/>
       </w:pPr>
       <w:r>
         <w:rPr>
